--- a/00_ORGANIZACAO/ALYNDRA_Hierarquia_Zagin.docx
+++ b/00_ORGANIZACAO/ALYNDRA_Hierarquia_Zagin.docx
@@ -1391,6 +1391,14 @@
       </w:r>
     </w:p>
     <w:p>
+      <w:r>
+        <w:rPr>
+          <w:i/>
+        </w:rPr>
+        <w:t xml:space="preserve">Nota linguística sobre as formas arcaicas: Nos textos sagrados do Ilyos-Gir, os escalões da Ordem aparecem com o prefixo arcaico She- (Shelun, Shethar, Shevyn, Shegal). Em Emê-Gir antigo, o prefixo She- significa "aquele que se tornou" ou "aquele que é plenamente" — uma forma reconhecida que marca a condição realizada do indivíduo dentro da Ordem. O uso cotidiano, tanto nos reinos quanto nos documentos administrativos do En Me Nim, dispensa o prefixo: Lun, Sha, Thar, Vyn, Gal. Ambas as formas são corretas; o contexto determina qual usar. A forma com She- é reservada para textos litúrgicos, citações do Ilyos-Gir e cerimônias formais da Ordem.</w:t>
+      </w:r>
+    </w:p>
+    <w:p>
       <w:pPr>
         <w:pStyle w:val="Heading2"/>
         <w:spacing w:after="120" w:before="240" w:line="312"/>
@@ -2760,7 +2768,7 @@
           <w:sz w:val="24"/>
           <w:szCs w:val="24"/>
         </w:rPr>
-        <w:t xml:space="preserve">O Gal tem duas funções primordiais. A primeira é ocupar um assento no En Me Nim, o Conselho dos Doze de Sanctrum. Esse assento — que não é um assento político, mas um assento de consciência — garante que a voz dos Pilares esteja presente nas decisões mais importantes do continente. A segunda função é servir como guardião máximo/a da coerência doutrinária: quando uma controvérsia sobre a interpretação dos Pilares surge, o Gal é a autoridade final. Não pode criar novos Pilares nem alterar os existentes — pode apenas interpretá-los, e suas interpretações são registradas e podem ser revisadas por futuros Gal.</w:t>
+        <w:t>O Gal tem duas funções primordiais. A primeira é ter direito de voz consultiva no En Me Nim, o Conselho dos Doze de Sanctrum. Não se trata de um assento formal entre os doze — o Gal não vota nem legisla. Trata-se de um direito de presença e de palavra: o Gal pode assistir a qualquer sessão do Conselho e ser ouvido nas decisões mais importantes do continente, garantindo que a voz dos Pilares esteja presente sem que a Ordem se torne um poder político formal. Essa distinção — voz sem voto — é deliberada: preserva o paradoxo central da Ordem (a filosofia que rejeitava instituições agora tem influência no órgão mais poderoso do mundo) sem contradizer os Pilares que a fundamentam. A segunda função é servir como guardião máximo/a da coerência doutrinária: quando uma controvérsia sobre a interpretação dos Pilares surge, o Gal é a autoridade final. Não pode criar novos Pilares nem alterar os existentes — pode apenas interpretá-los, e suas interpretações são registradas e podem ser revisadas por futuros Gal.</w:t>
       </w:r>
     </w:p>
     <w:p>
